--- a/hin/docx/44.content.docx
+++ b/hin/docx/44.content.docx
@@ -28,22 +28,6 @@
       </w:r>
     </w:p>
     <w:p>
-      <w:pPr>
-        <w:pStyle w:val="Heading2"/>
-      </w:pPr>
-      <w:r>
-        <w:rPr>
-          <w:lang w:val="hi_IN" w:bidi="hi_IN"/>
-        </w:rPr>
-        <w:t>License Information</w:t>
-      </w:r>
-      <w:r>
-        <w:rPr>
-          <w:lang w:val="hi_IN" w:bidi="hi_IN"/>
-        </w:rPr>
-      </w:r>
-    </w:p>
-    <w:p>
       <w:pPr/>
       <w:r>
         <w:rPr>
@@ -55,86 +39,25 @@
           <w:b/>
           <w:lang w:val="hi_IN" w:bidi="hi_IN"/>
         </w:rPr>
-        <w:t>अध्ययन नोट्स (बिब्लिका)</w:t>
-      </w:r>
-      <w:r>
-        <w:rPr>
-          <w:lang w:val="hi_IN" w:bidi="hi_IN"/>
-        </w:rPr>
-        <w:t xml:space="preserve"> (Hindi) is based on</w:t>
-      </w:r>
-      <w:r>
-        <w:rPr>
-          <w:lang w:val="hi_IN" w:bidi="hi_IN"/>
-        </w:rPr>
-        <w:t xml:space="preserve">: </w:t>
-      </w:r>
-      <w:r>
-        <w:rPr>
-          <w:lang w:val="hi_IN" w:bidi="hi_IN"/>
-        </w:rPr>
         <w:t>Biblica Study Notes</w:t>
       </w:r>
       <w:r>
         <w:rPr>
           <w:lang w:val="hi_IN" w:bidi="hi_IN"/>
         </w:rPr>
-        <w:t xml:space="preserve">, </w:t>
-      </w:r>
-      <w:hyperlink r:id="rId13">
-        <w:r>
-          <w:rPr>
-            <w:lang w:val="hi_IN" w:bidi="hi_IN"/>
-          </w:rPr>
-          <w:rPr>
-            <w:color w:val="0000EE"/>
-            <w:u w:val="single"/>
-          </w:rPr>
-          <w:t>Biblica Inc.</w:t>
-        </w:r>
-      </w:hyperlink>
-      <w:r>
-        <w:rPr>
-          <w:lang w:val="hi_IN" w:bidi="hi_IN"/>
-        </w:rPr>
-        <w:t xml:space="preserve">, 2023, which is licensed under a </w:t>
-      </w:r>
-      <w:hyperlink r:id="rId14">
-        <w:r>
-          <w:rPr>
-            <w:lang w:val="hi_IN" w:bidi="hi_IN"/>
-          </w:rPr>
-          <w:rPr>
-            <w:color w:val="0000EE"/>
-            <w:u w:val="single"/>
-          </w:rPr>
-          <w:t>CC BY-SA 4.0 license</w:t>
-        </w:r>
-      </w:hyperlink>
-      <w:r>
-        <w:rPr>
-          <w:lang w:val="hi_IN" w:bidi="hi_IN"/>
-        </w:rPr>
-        <w:t>.</w:t>
-      </w:r>
-      <w:r>
-        <w:rPr>
-          <w:lang w:val="hi_IN" w:bidi="hi_IN"/>
-        </w:rPr>
-      </w:r>
-    </w:p>
-    <w:p>
-      <w:pPr/>
-      <w:r>
-        <w:rPr>
-          <w:lang w:val="hi_IN" w:bidi="hi_IN"/>
-        </w:rPr>
-      </w:r>
-      <w:r>
-        <w:rPr>
-          <w:lang w:val="hi_IN" w:bidi="hi_IN"/>
-        </w:rPr>
-        <w:t>This PDF version is provided under the same license.</w:t>
+        <w:t xml:space="preserve"> © 2023 Biblica Inc. Released under CC BY-SA 4.0 license. </w:t>
+      </w:r>
+      <w:r>
+        <w:rPr>
+          <w:lang w:val="hi_IN" w:bidi="hi_IN"/>
+        </w:rPr>
+        <w:t>Biblica Study Notes</w:t>
+      </w:r>
+      <w:r>
+        <w:rPr>
+          <w:lang w:val="hi_IN" w:bidi="hi_IN"/>
+        </w:rPr>
+        <w:t xml:space="preserve"> has been adapted in the following languages: Tok Pisin, Arabic (عربي), French (Français), Hindi (हिंदी), Indonesian (Bahasa Indonesia), Portuguese (Português), Russian (Русский), Spanish (Español), Swahili (Kiswahili), and Simplified Chinese (简体中文)from Biblica Study Notes © 2023 Biblica Inc. Released under CC BY-SA 4.0 license by Mission Mutual</w:t>
       </w:r>
       <w:r>
         <w:rPr>

--- a/hin/docx/44.content.docx
+++ b/hin/docx/44.content.docx
@@ -116,26 +116,6 @@
           <w:lang w:val="hi_IN" w:bidi="hi_IN"/>
         </w:rPr>
         <w:t>ACT</w:t>
-      </w:r>
-      <w:r>
-        <w:rPr>
-          <w:lang w:val="hi_IN" w:bidi="hi_IN"/>
-        </w:rPr>
-      </w:r>
-    </w:p>
-    <w:p>
-      <w:pPr/>
-      <w:r>
-        <w:rPr>
-          <w:lang w:val="hi_IN" w:bidi="hi_IN"/>
-        </w:rPr>
-      </w:r>
-      <w:r>
-        <w:rPr>
-          <w:i/>
-          <w:lang w:val="hi_IN" w:bidi="hi_IN"/>
-        </w:rPr>
-        <w:t>प्रेरितों के काम 1:1–11, प्रेरितों के काम 1:12–26, Acts 2:1–13, प्रेरितों के काम 2:14–41, प्रेरितों के काम 2:42–47, प्रेरितों के काम 3:1–10, प्रेरितों के काम 3:11–26, प्रेरितों के काम 4:1–22, प्रेरितों के काम 4:23–37, प्रेरितों के काम 5:1–11, प्रेरितों के काम 5:12–26, प्रेरितों के काम 5:27–42, प्रेरितों के काम 6:1–7, प्रेरितों के काम 6:8–15, प्रेरितों के काम 7:1–43, प्रेरितों के काम 7:44–53, प्रेरितों के काम 7:54–60, प्रेरितों के काम 8:1–8, प्रेरितों के काम 8:9–25, प्रेरितों के काम 8:26–40, प्रेरितों के काम 9:1–19, प्रेरितों के काम 9:20–31, प्रेरितों के काम 9:32–43, प्रेरितों के काम 10:1–16, प्रेरितों के काम 10:17–33, प्रेरितों के काम 10:34–48, प्रेरितों के काम 11:1–18, प्रेरितों के काम 11:19–30, प्रेरितों के काम 12:1–17, प्रेरितों के काम 12:18–24, प्रेरितों के काम 12:25–13:12, प्रेरितों के काम 13:13–41, प्रेरितों के काम 13:42–52, प्रेरितों के काम 14:1–7, प्रेरितों के काम 14:8–18, प्रेरितों के काम 14:19–28, प्रेरितों के काम 15:1–35, प्रेरितों के काम 15:36–41, प्रेरितों के काम 16:1–10, प्रेरितों के काम 16:11–24, प्रेरितों के काम 16:25–40, प्रेरितों के काम 17:1–15, प्रेरितों के काम 17:16–34, प्रेरितों के काम 18:1–17, प्रेरितों के काम 18:18–28, प्रेरितों के काम 19:1–22, प्रेरितों के काम 19:23–41, प्रेरितों के काम 20:1–12, प्रेरितों के काम 20:13–38, प्रेरितों के काम 21:1–16, प्रेरितों के काम 21:17–26, प्रेरितों के काम 21:27–40, प्रेरितों के काम 22:1–30, प्रेरितों के काम 23:1–35, प्रेरितों के काम 24:1–27, प्रेरितों के काम 25:1–27, प्रेरितों के काम 26:1–32, प्रेरितों के काम 27:1–44, प्रेरितों के काम 28:1–16, प्रेरितों के काम 28:17–31</w:t>
       </w:r>
       <w:r>
         <w:rPr>

--- a/hin/docx/44.content.docx
+++ b/hin/docx/44.content.docx
@@ -19,7 +19,7 @@
         <w:rPr>
           <w:lang w:val="hi_IN" w:bidi="hi_IN"/>
         </w:rPr>
-        <w:t>Resource: अध्ययन नोट्स (बिब्लिका)</w:t>
+        <w:t>Resource: Biblica Study Notes</w:t>
       </w:r>
       <w:r>
         <w:rPr>
@@ -78,7 +78,7 @@
         <w:rPr>
           <w:lang w:val="hi_IN" w:bidi="hi_IN"/>
         </w:rPr>
-        <w:t>अध्ययन नोट्स (बिब्लिका)</w:t>
+        <w:t>Biblica Study Notes</w:t>
       </w:r>
     </w:p>
     <w:p>
